--- a/8-资源管理/流程制度规范类文件/TJTY-ITSS-0801-运维服务工具管理制度.docx
+++ b/8-资源管理/流程制度规范类文件/TJTY-ITSS-0801-运维服务工具管理制度.docx
@@ -25,7 +25,6 @@
           <w:lang w:val="en-US" w:eastAsia="zh-CN"/>
         </w:rPr>
       </w:pPr>
-      <w:bookmarkStart w:id="64" w:name="_GoBack"/>
       <w:bookmarkStart w:id="0" w:name="_Toc3156"/>
       <w:r>
         <w:rPr>
@@ -3057,7 +3056,7 @@
             <w:fldChar w:fldCharType="begin"/>
           </w:r>
           <w:r>
-            <w:instrText xml:space="preserve"> HYPERLINK \l _Toc28325 </w:instrText>
+            <w:instrText xml:space="preserve"> HYPERLINK \l _Toc9380 </w:instrText>
           </w:r>
           <w:r>
             <w:fldChar w:fldCharType="separate"/>
@@ -3078,7 +3077,7 @@
             <w:fldChar w:fldCharType="begin"/>
           </w:r>
           <w:r>
-            <w:instrText xml:space="preserve"> PAGEREF _Toc28325 \h </w:instrText>
+            <w:instrText xml:space="preserve"> PAGEREF _Toc9380 \h </w:instrText>
           </w:r>
           <w:r>
             <w:fldChar w:fldCharType="separate"/>
@@ -3104,7 +3103,7 @@
             <w:fldChar w:fldCharType="begin"/>
           </w:r>
           <w:r>
-            <w:instrText xml:space="preserve"> HYPERLINK \l _Toc7357 </w:instrText>
+            <w:instrText xml:space="preserve"> HYPERLINK \l _Toc23293 </w:instrText>
           </w:r>
           <w:r>
             <w:fldChar w:fldCharType="separate"/>
@@ -3125,7 +3124,7 @@
             <w:fldChar w:fldCharType="begin"/>
           </w:r>
           <w:r>
-            <w:instrText xml:space="preserve"> PAGEREF _Toc7357 \h </w:instrText>
+            <w:instrText xml:space="preserve"> PAGEREF _Toc23293 \h </w:instrText>
           </w:r>
           <w:r>
             <w:fldChar w:fldCharType="separate"/>
@@ -3151,7 +3150,7 @@
             <w:fldChar w:fldCharType="begin"/>
           </w:r>
           <w:r>
-            <w:instrText xml:space="preserve"> HYPERLINK \l _Toc11321 </w:instrText>
+            <w:instrText xml:space="preserve"> HYPERLINK \l _Toc9223 </w:instrText>
           </w:r>
           <w:r>
             <w:fldChar w:fldCharType="separate"/>
@@ -3172,7 +3171,7 @@
             <w:fldChar w:fldCharType="begin"/>
           </w:r>
           <w:r>
-            <w:instrText xml:space="preserve"> PAGEREF _Toc11321 \h </w:instrText>
+            <w:instrText xml:space="preserve"> PAGEREF _Toc9223 \h </w:instrText>
           </w:r>
           <w:r>
             <w:fldChar w:fldCharType="separate"/>
@@ -3198,7 +3197,7 @@
             <w:fldChar w:fldCharType="begin"/>
           </w:r>
           <w:r>
-            <w:instrText xml:space="preserve"> HYPERLINK \l _Toc25838 </w:instrText>
+            <w:instrText xml:space="preserve"> HYPERLINK \l _Toc27679 </w:instrText>
           </w:r>
           <w:r>
             <w:fldChar w:fldCharType="separate"/>
@@ -3219,7 +3218,7 @@
             <w:fldChar w:fldCharType="begin"/>
           </w:r>
           <w:r>
-            <w:instrText xml:space="preserve"> PAGEREF _Toc25838 \h </w:instrText>
+            <w:instrText xml:space="preserve"> PAGEREF _Toc27679 \h </w:instrText>
           </w:r>
           <w:r>
             <w:fldChar w:fldCharType="separate"/>
@@ -3245,7 +3244,7 @@
             <w:fldChar w:fldCharType="begin"/>
           </w:r>
           <w:r>
-            <w:instrText xml:space="preserve"> HYPERLINK \l _Toc10244 </w:instrText>
+            <w:instrText xml:space="preserve"> HYPERLINK \l _Toc13282 </w:instrText>
           </w:r>
           <w:r>
             <w:fldChar w:fldCharType="separate"/>
@@ -3266,7 +3265,7 @@
             <w:fldChar w:fldCharType="begin"/>
           </w:r>
           <w:r>
-            <w:instrText xml:space="preserve"> PAGEREF _Toc10244 \h </w:instrText>
+            <w:instrText xml:space="preserve"> PAGEREF _Toc13282 \h </w:instrText>
           </w:r>
           <w:r>
             <w:fldChar w:fldCharType="separate"/>
@@ -3292,7 +3291,7 @@
             <w:fldChar w:fldCharType="begin"/>
           </w:r>
           <w:r>
-            <w:instrText xml:space="preserve"> HYPERLINK \l _Toc28433 </w:instrText>
+            <w:instrText xml:space="preserve"> HYPERLINK \l _Toc8036 </w:instrText>
           </w:r>
           <w:r>
             <w:fldChar w:fldCharType="separate"/>
@@ -3313,7 +3312,7 @@
             <w:fldChar w:fldCharType="begin"/>
           </w:r>
           <w:r>
-            <w:instrText xml:space="preserve"> PAGEREF _Toc28433 \h </w:instrText>
+            <w:instrText xml:space="preserve"> PAGEREF _Toc8036 \h </w:instrText>
           </w:r>
           <w:r>
             <w:fldChar w:fldCharType="separate"/>
@@ -3339,7 +3338,7 @@
             <w:fldChar w:fldCharType="begin"/>
           </w:r>
           <w:r>
-            <w:instrText xml:space="preserve"> HYPERLINK \l _Toc8489 </w:instrText>
+            <w:instrText xml:space="preserve"> HYPERLINK \l _Toc27562 </w:instrText>
           </w:r>
           <w:r>
             <w:fldChar w:fldCharType="separate"/>
@@ -3360,7 +3359,7 @@
             <w:fldChar w:fldCharType="begin"/>
           </w:r>
           <w:r>
-            <w:instrText xml:space="preserve"> PAGEREF _Toc8489 \h </w:instrText>
+            <w:instrText xml:space="preserve"> PAGEREF _Toc27562 \h </w:instrText>
           </w:r>
           <w:r>
             <w:fldChar w:fldCharType="separate"/>
@@ -3386,7 +3385,7 @@
             <w:fldChar w:fldCharType="begin"/>
           </w:r>
           <w:r>
-            <w:instrText xml:space="preserve"> HYPERLINK \l _Toc3221 </w:instrText>
+            <w:instrText xml:space="preserve"> HYPERLINK \l _Toc5350 </w:instrText>
           </w:r>
           <w:r>
             <w:fldChar w:fldCharType="separate"/>
@@ -3407,7 +3406,7 @@
             <w:fldChar w:fldCharType="begin"/>
           </w:r>
           <w:r>
-            <w:instrText xml:space="preserve"> PAGEREF _Toc3221 \h </w:instrText>
+            <w:instrText xml:space="preserve"> PAGEREF _Toc5350 \h </w:instrText>
           </w:r>
           <w:r>
             <w:fldChar w:fldCharType="separate"/>
@@ -3433,7 +3432,7 @@
             <w:fldChar w:fldCharType="begin"/>
           </w:r>
           <w:r>
-            <w:instrText xml:space="preserve"> HYPERLINK \l _Toc16105 </w:instrText>
+            <w:instrText xml:space="preserve"> HYPERLINK \l _Toc32700 </w:instrText>
           </w:r>
           <w:r>
             <w:fldChar w:fldCharType="separate"/>
@@ -3454,7 +3453,7 @@
             <w:fldChar w:fldCharType="begin"/>
           </w:r>
           <w:r>
-            <w:instrText xml:space="preserve"> PAGEREF _Toc16105 \h </w:instrText>
+            <w:instrText xml:space="preserve"> PAGEREF _Toc32700 \h </w:instrText>
           </w:r>
           <w:r>
             <w:fldChar w:fldCharType="separate"/>
@@ -3480,7 +3479,7 @@
             <w:fldChar w:fldCharType="begin"/>
           </w:r>
           <w:r>
-            <w:instrText xml:space="preserve"> HYPERLINK \l _Toc7445 </w:instrText>
+            <w:instrText xml:space="preserve"> HYPERLINK \l _Toc6538 </w:instrText>
           </w:r>
           <w:r>
             <w:fldChar w:fldCharType="separate"/>
@@ -3501,7 +3500,7 @@
             <w:fldChar w:fldCharType="begin"/>
           </w:r>
           <w:r>
-            <w:instrText xml:space="preserve"> PAGEREF _Toc7445 \h </w:instrText>
+            <w:instrText xml:space="preserve"> PAGEREF _Toc6538 \h </w:instrText>
           </w:r>
           <w:r>
             <w:fldChar w:fldCharType="separate"/>
@@ -3527,7 +3526,7 @@
             <w:fldChar w:fldCharType="begin"/>
           </w:r>
           <w:r>
-            <w:instrText xml:space="preserve"> HYPERLINK \l _Toc27210 </w:instrText>
+            <w:instrText xml:space="preserve"> HYPERLINK \l _Toc21344 </w:instrText>
           </w:r>
           <w:r>
             <w:fldChar w:fldCharType="separate"/>
@@ -3548,7 +3547,7 @@
             <w:fldChar w:fldCharType="begin"/>
           </w:r>
           <w:r>
-            <w:instrText xml:space="preserve"> PAGEREF _Toc27210 \h </w:instrText>
+            <w:instrText xml:space="preserve"> PAGEREF _Toc21344 \h </w:instrText>
           </w:r>
           <w:r>
             <w:fldChar w:fldCharType="separate"/>
@@ -3574,7 +3573,7 @@
             <w:fldChar w:fldCharType="begin"/>
           </w:r>
           <w:r>
-            <w:instrText xml:space="preserve"> HYPERLINK \l _Toc13810 </w:instrText>
+            <w:instrText xml:space="preserve"> HYPERLINK \l _Toc3469 </w:instrText>
           </w:r>
           <w:r>
             <w:fldChar w:fldCharType="separate"/>
@@ -3595,7 +3594,7 @@
             <w:fldChar w:fldCharType="begin"/>
           </w:r>
           <w:r>
-            <w:instrText xml:space="preserve"> PAGEREF _Toc13810 \h </w:instrText>
+            <w:instrText xml:space="preserve"> PAGEREF _Toc3469 \h </w:instrText>
           </w:r>
           <w:r>
             <w:fldChar w:fldCharType="separate"/>
@@ -3621,7 +3620,7 @@
             <w:fldChar w:fldCharType="begin"/>
           </w:r>
           <w:r>
-            <w:instrText xml:space="preserve"> HYPERLINK \l _Toc14801 </w:instrText>
+            <w:instrText xml:space="preserve"> HYPERLINK \l _Toc28588 </w:instrText>
           </w:r>
           <w:r>
             <w:fldChar w:fldCharType="separate"/>
@@ -3642,7 +3641,7 @@
             <w:fldChar w:fldCharType="begin"/>
           </w:r>
           <w:r>
-            <w:instrText xml:space="preserve"> PAGEREF _Toc14801 \h </w:instrText>
+            <w:instrText xml:space="preserve"> PAGEREF _Toc28588 \h </w:instrText>
           </w:r>
           <w:r>
             <w:fldChar w:fldCharType="separate"/>
@@ -3668,7 +3667,7 @@
             <w:fldChar w:fldCharType="begin"/>
           </w:r>
           <w:r>
-            <w:instrText xml:space="preserve"> HYPERLINK \l _Toc14240 </w:instrText>
+            <w:instrText xml:space="preserve"> HYPERLINK \l _Toc77 </w:instrText>
           </w:r>
           <w:r>
             <w:fldChar w:fldCharType="separate"/>
@@ -3689,7 +3688,7 @@
             <w:fldChar w:fldCharType="begin"/>
           </w:r>
           <w:r>
-            <w:instrText xml:space="preserve"> PAGEREF _Toc14240 \h </w:instrText>
+            <w:instrText xml:space="preserve"> PAGEREF _Toc77 \h </w:instrText>
           </w:r>
           <w:r>
             <w:fldChar w:fldCharType="separate"/>
@@ -3715,7 +3714,7 @@
             <w:fldChar w:fldCharType="begin"/>
           </w:r>
           <w:r>
-            <w:instrText xml:space="preserve"> HYPERLINK \l _Toc10272 </w:instrText>
+            <w:instrText xml:space="preserve"> HYPERLINK \l _Toc11933 </w:instrText>
           </w:r>
           <w:r>
             <w:fldChar w:fldCharType="separate"/>
@@ -3736,7 +3735,7 @@
             <w:fldChar w:fldCharType="begin"/>
           </w:r>
           <w:r>
-            <w:instrText xml:space="preserve"> PAGEREF _Toc10272 \h </w:instrText>
+            <w:instrText xml:space="preserve"> PAGEREF _Toc11933 \h </w:instrText>
           </w:r>
           <w:r>
             <w:fldChar w:fldCharType="separate"/>
@@ -3762,7 +3761,7 @@
             <w:fldChar w:fldCharType="begin"/>
           </w:r>
           <w:r>
-            <w:instrText xml:space="preserve"> HYPERLINK \l _Toc17995 </w:instrText>
+            <w:instrText xml:space="preserve"> HYPERLINK \l _Toc13191 </w:instrText>
           </w:r>
           <w:r>
             <w:fldChar w:fldCharType="separate"/>
@@ -3783,7 +3782,7 @@
             <w:fldChar w:fldCharType="begin"/>
           </w:r>
           <w:r>
-            <w:instrText xml:space="preserve"> PAGEREF _Toc17995 \h </w:instrText>
+            <w:instrText xml:space="preserve"> PAGEREF _Toc13191 \h </w:instrText>
           </w:r>
           <w:r>
             <w:fldChar w:fldCharType="separate"/>
@@ -3809,7 +3808,7 @@
             <w:fldChar w:fldCharType="begin"/>
           </w:r>
           <w:r>
-            <w:instrText xml:space="preserve"> HYPERLINK \l _Toc21627 </w:instrText>
+            <w:instrText xml:space="preserve"> HYPERLINK \l _Toc9189 </w:instrText>
           </w:r>
           <w:r>
             <w:fldChar w:fldCharType="separate"/>
@@ -3830,7 +3829,7 @@
             <w:fldChar w:fldCharType="begin"/>
           </w:r>
           <w:r>
-            <w:instrText xml:space="preserve"> PAGEREF _Toc21627 \h </w:instrText>
+            <w:instrText xml:space="preserve"> PAGEREF _Toc9189 \h </w:instrText>
           </w:r>
           <w:r>
             <w:fldChar w:fldCharType="separate"/>
@@ -3856,7 +3855,7 @@
             <w:fldChar w:fldCharType="begin"/>
           </w:r>
           <w:r>
-            <w:instrText xml:space="preserve"> HYPERLINK \l _Toc2246 </w:instrText>
+            <w:instrText xml:space="preserve"> HYPERLINK \l _Toc2408 </w:instrText>
           </w:r>
           <w:r>
             <w:fldChar w:fldCharType="separate"/>
@@ -3877,7 +3876,7 @@
             <w:fldChar w:fldCharType="begin"/>
           </w:r>
           <w:r>
-            <w:instrText xml:space="preserve"> PAGEREF _Toc2246 \h </w:instrText>
+            <w:instrText xml:space="preserve"> PAGEREF _Toc2408 \h </w:instrText>
           </w:r>
           <w:r>
             <w:fldChar w:fldCharType="separate"/>
@@ -3903,7 +3902,7 @@
             <w:fldChar w:fldCharType="begin"/>
           </w:r>
           <w:r>
-            <w:instrText xml:space="preserve"> HYPERLINK \l _Toc17537 </w:instrText>
+            <w:instrText xml:space="preserve"> HYPERLINK \l _Toc22845 </w:instrText>
           </w:r>
           <w:r>
             <w:fldChar w:fldCharType="separate"/>
@@ -3924,7 +3923,7 @@
             <w:fldChar w:fldCharType="begin"/>
           </w:r>
           <w:r>
-            <w:instrText xml:space="preserve"> PAGEREF _Toc17537 \h </w:instrText>
+            <w:instrText xml:space="preserve"> PAGEREF _Toc22845 \h </w:instrText>
           </w:r>
           <w:r>
             <w:fldChar w:fldCharType="separate"/>
@@ -3950,7 +3949,7 @@
             <w:fldChar w:fldCharType="begin"/>
           </w:r>
           <w:r>
-            <w:instrText xml:space="preserve"> HYPERLINK \l _Toc26600 </w:instrText>
+            <w:instrText xml:space="preserve"> HYPERLINK \l _Toc15379 </w:instrText>
           </w:r>
           <w:r>
             <w:fldChar w:fldCharType="separate"/>
@@ -3971,7 +3970,7 @@
             <w:fldChar w:fldCharType="begin"/>
           </w:r>
           <w:r>
-            <w:instrText xml:space="preserve"> PAGEREF _Toc26600 \h </w:instrText>
+            <w:instrText xml:space="preserve"> PAGEREF _Toc15379 \h </w:instrText>
           </w:r>
           <w:r>
             <w:fldChar w:fldCharType="separate"/>
@@ -4059,7 +4058,7 @@
         <w:fldChar w:fldCharType="begin"/>
       </w:r>
       <w:r>
-        <w:instrText xml:space="preserve"> HYPERLINK \l _Toc29703 </w:instrText>
+        <w:instrText xml:space="preserve"> HYPERLINK \l _Toc22981 </w:instrText>
       </w:r>
       <w:r>
         <w:fldChar w:fldCharType="separate"/>
@@ -4105,7 +4104,7 @@
         <w:fldChar w:fldCharType="begin"/>
       </w:r>
       <w:r>
-        <w:instrText xml:space="preserve"> PAGEREF _Toc29703 \h </w:instrText>
+        <w:instrText xml:space="preserve"> PAGEREF _Toc22981 \h </w:instrText>
       </w:r>
       <w:r>
         <w:fldChar w:fldCharType="separate"/>
@@ -4131,7 +4130,7 @@
         <w:fldChar w:fldCharType="begin"/>
       </w:r>
       <w:r>
-        <w:instrText xml:space="preserve"> HYPERLINK \l _Toc27137 </w:instrText>
+        <w:instrText xml:space="preserve"> HYPERLINK \l _Toc6741 </w:instrText>
       </w:r>
       <w:r>
         <w:fldChar w:fldCharType="separate"/>
@@ -4177,7 +4176,7 @@
         <w:fldChar w:fldCharType="begin"/>
       </w:r>
       <w:r>
-        <w:instrText xml:space="preserve"> PAGEREF _Toc27137 \h </w:instrText>
+        <w:instrText xml:space="preserve"> PAGEREF _Toc6741 \h </w:instrText>
       </w:r>
       <w:r>
         <w:fldChar w:fldCharType="separate"/>
@@ -4203,7 +4202,7 @@
         <w:fldChar w:fldCharType="begin"/>
       </w:r>
       <w:r>
-        <w:instrText xml:space="preserve"> HYPERLINK \l _Toc27995 </w:instrText>
+        <w:instrText xml:space="preserve"> HYPERLINK \l _Toc31448 </w:instrText>
       </w:r>
       <w:r>
         <w:fldChar w:fldCharType="separate"/>
@@ -4249,7 +4248,7 @@
         <w:fldChar w:fldCharType="begin"/>
       </w:r>
       <w:r>
-        <w:instrText xml:space="preserve"> PAGEREF _Toc27995 \h </w:instrText>
+        <w:instrText xml:space="preserve"> PAGEREF _Toc31448 \h </w:instrText>
       </w:r>
       <w:r>
         <w:fldChar w:fldCharType="separate"/>
@@ -4275,7 +4274,7 @@
         <w:fldChar w:fldCharType="begin"/>
       </w:r>
       <w:r>
-        <w:instrText xml:space="preserve"> HYPERLINK \l _Toc8236 </w:instrText>
+        <w:instrText xml:space="preserve"> HYPERLINK \l _Toc25799 </w:instrText>
       </w:r>
       <w:r>
         <w:fldChar w:fldCharType="separate"/>
@@ -4321,7 +4320,7 @@
         <w:fldChar w:fldCharType="begin"/>
       </w:r>
       <w:r>
-        <w:instrText xml:space="preserve"> PAGEREF _Toc8236 \h </w:instrText>
+        <w:instrText xml:space="preserve"> PAGEREF _Toc25799 \h </w:instrText>
       </w:r>
       <w:r>
         <w:fldChar w:fldCharType="separate"/>
@@ -4347,7 +4346,7 @@
         <w:fldChar w:fldCharType="begin"/>
       </w:r>
       <w:r>
-        <w:instrText xml:space="preserve"> HYPERLINK \l _Toc16866 </w:instrText>
+        <w:instrText xml:space="preserve"> HYPERLINK \l _Toc20652 </w:instrText>
       </w:r>
       <w:r>
         <w:fldChar w:fldCharType="separate"/>
@@ -4393,7 +4392,7 @@
         <w:fldChar w:fldCharType="begin"/>
       </w:r>
       <w:r>
-        <w:instrText xml:space="preserve"> PAGEREF _Toc16866 \h </w:instrText>
+        <w:instrText xml:space="preserve"> PAGEREF _Toc20652 \h </w:instrText>
       </w:r>
       <w:r>
         <w:fldChar w:fldCharType="separate"/>
@@ -4419,7 +4418,7 @@
         <w:fldChar w:fldCharType="begin"/>
       </w:r>
       <w:r>
-        <w:instrText xml:space="preserve"> HYPERLINK \l _Toc7974 </w:instrText>
+        <w:instrText xml:space="preserve"> HYPERLINK \l _Toc30927 </w:instrText>
       </w:r>
       <w:r>
         <w:fldChar w:fldCharType="separate"/>
@@ -4465,7 +4464,7 @@
         <w:fldChar w:fldCharType="begin"/>
       </w:r>
       <w:r>
-        <w:instrText xml:space="preserve"> PAGEREF _Toc7974 \h </w:instrText>
+        <w:instrText xml:space="preserve"> PAGEREF _Toc30927 \h </w:instrText>
       </w:r>
       <w:r>
         <w:fldChar w:fldCharType="separate"/>
@@ -4491,7 +4490,7 @@
         <w:fldChar w:fldCharType="begin"/>
       </w:r>
       <w:r>
-        <w:instrText xml:space="preserve"> HYPERLINK \l _Toc10698 </w:instrText>
+        <w:instrText xml:space="preserve"> HYPERLINK \l _Toc29235 </w:instrText>
       </w:r>
       <w:r>
         <w:fldChar w:fldCharType="separate"/>
@@ -4537,7 +4536,7 @@
         <w:fldChar w:fldCharType="begin"/>
       </w:r>
       <w:r>
-        <w:instrText xml:space="preserve"> PAGEREF _Toc10698 \h </w:instrText>
+        <w:instrText xml:space="preserve"> PAGEREF _Toc29235 \h </w:instrText>
       </w:r>
       <w:r>
         <w:fldChar w:fldCharType="separate"/>
@@ -4563,7 +4562,7 @@
         <w:fldChar w:fldCharType="begin"/>
       </w:r>
       <w:r>
-        <w:instrText xml:space="preserve"> HYPERLINK \l _Toc16681 </w:instrText>
+        <w:instrText xml:space="preserve"> HYPERLINK \l _Toc26257 </w:instrText>
       </w:r>
       <w:r>
         <w:fldChar w:fldCharType="separate"/>
@@ -4609,7 +4608,7 @@
         <w:fldChar w:fldCharType="begin"/>
       </w:r>
       <w:r>
-        <w:instrText xml:space="preserve"> PAGEREF _Toc16681 \h </w:instrText>
+        <w:instrText xml:space="preserve"> PAGEREF _Toc26257 \h </w:instrText>
       </w:r>
       <w:r>
         <w:fldChar w:fldCharType="separate"/>
@@ -4635,7 +4634,7 @@
         <w:fldChar w:fldCharType="begin"/>
       </w:r>
       <w:r>
-        <w:instrText xml:space="preserve"> HYPERLINK \l _Toc13999 </w:instrText>
+        <w:instrText xml:space="preserve"> HYPERLINK \l _Toc16191 </w:instrText>
       </w:r>
       <w:r>
         <w:fldChar w:fldCharType="separate"/>
@@ -4681,7 +4680,7 @@
         <w:fldChar w:fldCharType="begin"/>
       </w:r>
       <w:r>
-        <w:instrText xml:space="preserve"> PAGEREF _Toc13999 \h </w:instrText>
+        <w:instrText xml:space="preserve"> PAGEREF _Toc16191 \h </w:instrText>
       </w:r>
       <w:r>
         <w:fldChar w:fldCharType="separate"/>
@@ -4707,7 +4706,7 @@
         <w:fldChar w:fldCharType="begin"/>
       </w:r>
       <w:r>
-        <w:instrText xml:space="preserve"> HYPERLINK \l _Toc14166 </w:instrText>
+        <w:instrText xml:space="preserve"> HYPERLINK \l _Toc20506 </w:instrText>
       </w:r>
       <w:r>
         <w:fldChar w:fldCharType="separate"/>
@@ -4753,7 +4752,7 @@
         <w:fldChar w:fldCharType="begin"/>
       </w:r>
       <w:r>
-        <w:instrText xml:space="preserve"> PAGEREF _Toc14166 \h </w:instrText>
+        <w:instrText xml:space="preserve"> PAGEREF _Toc20506 \h </w:instrText>
       </w:r>
       <w:r>
         <w:fldChar w:fldCharType="separate"/>
@@ -4779,7 +4778,7 @@
         <w:fldChar w:fldCharType="begin"/>
       </w:r>
       <w:r>
-        <w:instrText xml:space="preserve"> HYPERLINK \l _Toc19041 </w:instrText>
+        <w:instrText xml:space="preserve"> HYPERLINK \l _Toc19178 </w:instrText>
       </w:r>
       <w:r>
         <w:fldChar w:fldCharType="separate"/>
@@ -4825,7 +4824,7 @@
         <w:fldChar w:fldCharType="begin"/>
       </w:r>
       <w:r>
-        <w:instrText xml:space="preserve"> PAGEREF _Toc19041 \h </w:instrText>
+        <w:instrText xml:space="preserve"> PAGEREF _Toc19178 \h </w:instrText>
       </w:r>
       <w:r>
         <w:fldChar w:fldCharType="separate"/>
@@ -4896,7 +4895,7 @@
         <w:bidi w:val="0"/>
       </w:pPr>
       <w:bookmarkStart w:id="1" w:name="heading_2"/>
-      <w:bookmarkStart w:id="2" w:name="_Toc28325"/>
+      <w:bookmarkStart w:id="2" w:name="_Toc9380"/>
       <w:r>
         <w:t>目的</w:t>
       </w:r>
@@ -4918,7 +4917,7 @@
         <w:bidi w:val="0"/>
       </w:pPr>
       <w:bookmarkStart w:id="3" w:name="heading_3"/>
-      <w:bookmarkStart w:id="4" w:name="_Toc7357"/>
+      <w:bookmarkStart w:id="4" w:name="_Toc23293"/>
       <w:r>
         <w:t>范围</w:t>
       </w:r>
@@ -4940,7 +4939,9 @@
         <w:bidi w:val="0"/>
       </w:pPr>
       <w:bookmarkStart w:id="5" w:name="heading_4"/>
-      <w:bookmarkStart w:id="6" w:name="_Toc11321"/>
+      <w:bookmarkStart w:id="6" w:name="_Toc9223"/>
+      <w:bookmarkStart w:id="64" w:name="_GoBack"/>
+      <w:bookmarkEnd w:id="64"/>
       <w:r>
         <w:t>定义与术语</w:t>
       </w:r>
@@ -5065,7 +5066,7 @@
         </w:rPr>
         <w:fldChar w:fldCharType="end"/>
       </w:r>
-      <w:bookmarkStart w:id="8" w:name="_Toc29703"/>
+      <w:bookmarkStart w:id="8" w:name="_Toc22981"/>
       <w:r>
         <w:rPr>
           <w:rFonts w:hint="default"/>
@@ -5640,7 +5641,7 @@
         <w:bidi w:val="0"/>
       </w:pPr>
       <w:bookmarkStart w:id="9" w:name="heading_6"/>
-      <w:bookmarkStart w:id="10" w:name="_Toc25838"/>
+      <w:bookmarkStart w:id="10" w:name="_Toc27679"/>
       <w:r>
         <w:t>角色与职责</w:t>
       </w:r>
@@ -5766,7 +5767,7 @@
         </w:rPr>
         <w:fldChar w:fldCharType="end"/>
       </w:r>
-      <w:bookmarkStart w:id="12" w:name="_Toc27137"/>
+      <w:bookmarkStart w:id="12" w:name="_Toc6741"/>
       <w:r>
         <w:rPr>
           <w:rFonts w:hint="default"/>
@@ -6615,7 +6616,7 @@
         <w:bidi w:val="0"/>
       </w:pPr>
       <w:bookmarkStart w:id="13" w:name="heading_8"/>
-      <w:bookmarkStart w:id="14" w:name="_Toc10244"/>
+      <w:bookmarkStart w:id="14" w:name="_Toc13282"/>
       <w:r>
         <w:t>运维部经理（工具管理负责人）</w:t>
       </w:r>
@@ -6698,7 +6699,7 @@
         <w:bidi w:val="0"/>
       </w:pPr>
       <w:bookmarkStart w:id="15" w:name="heading_9"/>
-      <w:bookmarkStart w:id="16" w:name="_Toc28433"/>
+      <w:bookmarkStart w:id="16" w:name="_Toc8036"/>
       <w:r>
         <w:t>硬件运维工程师（工具日常维护人）</w:t>
       </w:r>
@@ -6767,7 +6768,7 @@
         <w:bidi w:val="0"/>
       </w:pPr>
       <w:bookmarkStart w:id="17" w:name="heading_10"/>
-      <w:bookmarkStart w:id="18" w:name="_Toc8489"/>
+      <w:bookmarkStart w:id="18" w:name="_Toc27562"/>
       <w:r>
         <w:t>软件运维工程师（工具日常维护人）</w:t>
       </w:r>
@@ -6836,7 +6837,7 @@
         <w:bidi w:val="0"/>
       </w:pPr>
       <w:bookmarkStart w:id="19" w:name="heading_11"/>
-      <w:bookmarkStart w:id="20" w:name="_Toc3221"/>
+      <w:bookmarkStart w:id="20" w:name="_Toc5350"/>
       <w:r>
         <w:t>服务台专员（工具使用人）</w:t>
       </w:r>
@@ -6905,7 +6906,7 @@
         <w:bidi w:val="0"/>
       </w:pPr>
       <w:bookmarkStart w:id="21" w:name="heading_12"/>
-      <w:bookmarkStart w:id="22" w:name="_Toc16105"/>
+      <w:bookmarkStart w:id="22" w:name="_Toc32700"/>
       <w:r>
         <w:t>运维工具的使用管理</w:t>
       </w:r>
@@ -6918,7 +6919,7 @@
         <w:bidi w:val="0"/>
       </w:pPr>
       <w:bookmarkStart w:id="23" w:name="heading_13"/>
-      <w:bookmarkStart w:id="24" w:name="_Toc7445"/>
+      <w:bookmarkStart w:id="24" w:name="_Toc6538"/>
       <w:r>
         <w:t>修改系统配置</w:t>
       </w:r>
@@ -7043,7 +7044,7 @@
         </w:rPr>
         <w:fldChar w:fldCharType="end"/>
       </w:r>
-      <w:bookmarkStart w:id="26" w:name="_Toc27995"/>
+      <w:bookmarkStart w:id="26" w:name="_Toc31448"/>
       <w:r>
         <w:rPr>
           <w:rFonts w:hint="default"/>
@@ -7618,7 +7619,7 @@
         <w:bidi w:val="0"/>
       </w:pPr>
       <w:bookmarkStart w:id="27" w:name="heading_15"/>
-      <w:bookmarkStart w:id="28" w:name="_Toc27210"/>
+      <w:bookmarkStart w:id="28" w:name="_Toc21344"/>
       <w:r>
         <w:t>数据备份</w:t>
       </w:r>
@@ -7743,7 +7744,7 @@
         </w:rPr>
         <w:fldChar w:fldCharType="end"/>
       </w:r>
-      <w:bookmarkStart w:id="30" w:name="_Toc8236"/>
+      <w:bookmarkStart w:id="30" w:name="_Toc25799"/>
       <w:r>
         <w:rPr>
           <w:rFonts w:hint="default"/>
@@ -8483,7 +8484,7 @@
         <w:bidi w:val="0"/>
       </w:pPr>
       <w:bookmarkStart w:id="32" w:name="heading_18"/>
-      <w:bookmarkStart w:id="33" w:name="_Toc13810"/>
+      <w:bookmarkStart w:id="33" w:name="_Toc3469"/>
       <w:r>
         <w:t>日常维护</w:t>
       </w:r>
@@ -8608,7 +8609,7 @@
         </w:rPr>
         <w:fldChar w:fldCharType="end"/>
       </w:r>
-      <w:bookmarkStart w:id="35" w:name="_Toc16866"/>
+      <w:bookmarkStart w:id="35" w:name="_Toc20652"/>
       <w:r>
         <w:rPr>
           <w:rFonts w:hint="default"/>
@@ -9264,7 +9265,7 @@
         <w:bidi w:val="0"/>
       </w:pPr>
       <w:bookmarkStart w:id="36" w:name="heading_20"/>
-      <w:bookmarkStart w:id="37" w:name="_Toc14801"/>
+      <w:bookmarkStart w:id="37" w:name="_Toc28588"/>
       <w:r>
         <w:t>日常操作要求</w:t>
       </w:r>
@@ -9390,7 +9391,7 @@
         </w:rPr>
         <w:fldChar w:fldCharType="end"/>
       </w:r>
-      <w:bookmarkStart w:id="39" w:name="_Toc7974"/>
+      <w:bookmarkStart w:id="39" w:name="_Toc30927"/>
       <w:r>
         <w:rPr>
           <w:rFonts w:hint="default"/>
@@ -10329,7 +10330,7 @@
         <w:bidi w:val="0"/>
       </w:pPr>
       <w:bookmarkStart w:id="40" w:name="heading_22"/>
-      <w:bookmarkStart w:id="41" w:name="_Toc14240"/>
+      <w:bookmarkStart w:id="41" w:name="_Toc77"/>
       <w:r>
         <w:t>账户管理</w:t>
       </w:r>
@@ -10454,7 +10455,7 @@
         </w:rPr>
         <w:fldChar w:fldCharType="end"/>
       </w:r>
-      <w:bookmarkStart w:id="43" w:name="_Toc10698"/>
+      <w:bookmarkStart w:id="43" w:name="_Toc29235"/>
       <w:r>
         <w:rPr>
           <w:rFonts w:hint="default"/>
@@ -11325,7 +11326,7 @@
         <w:bidi w:val="0"/>
       </w:pPr>
       <w:bookmarkStart w:id="44" w:name="heading_24"/>
-      <w:bookmarkStart w:id="45" w:name="_Toc10272"/>
+      <w:bookmarkStart w:id="45" w:name="_Toc11933"/>
       <w:r>
         <w:t>运维工具的评估及改进</w:t>
       </w:r>
@@ -11347,7 +11348,7 @@
         <w:bidi w:val="0"/>
       </w:pPr>
       <w:bookmarkStart w:id="46" w:name="heading_25"/>
-      <w:bookmarkStart w:id="47" w:name="_Toc17995"/>
+      <w:bookmarkStart w:id="47" w:name="_Toc13191"/>
       <w:r>
         <w:t>按需求评估与改进</w:t>
       </w:r>
@@ -11472,7 +11473,7 @@
         </w:rPr>
         <w:fldChar w:fldCharType="end"/>
       </w:r>
-      <w:bookmarkStart w:id="49" w:name="_Toc16681"/>
+      <w:bookmarkStart w:id="49" w:name="_Toc26257"/>
       <w:r>
         <w:rPr>
           <w:rFonts w:hint="default"/>
@@ -12295,7 +12296,7 @@
         <w:bidi w:val="0"/>
       </w:pPr>
       <w:bookmarkStart w:id="50" w:name="heading_27"/>
-      <w:bookmarkStart w:id="51" w:name="_Toc21627"/>
+      <w:bookmarkStart w:id="51" w:name="_Toc9189"/>
       <w:r>
         <w:t>定期评估与改进</w:t>
       </w:r>
@@ -12420,7 +12421,7 @@
         </w:rPr>
         <w:fldChar w:fldCharType="end"/>
       </w:r>
-      <w:bookmarkStart w:id="53" w:name="_Toc13999"/>
+      <w:bookmarkStart w:id="53" w:name="_Toc16191"/>
       <w:r>
         <w:rPr>
           <w:rFonts w:hint="default"/>
@@ -13139,7 +13140,7 @@
         <w:bidi w:val="0"/>
       </w:pPr>
       <w:bookmarkStart w:id="54" w:name="heading_29"/>
-      <w:bookmarkStart w:id="55" w:name="_Toc2246"/>
+      <w:bookmarkStart w:id="55" w:name="_Toc2408"/>
       <w:r>
         <w:t>关键绩效指标（KPI）</w:t>
       </w:r>
@@ -13264,7 +13265,7 @@
         </w:rPr>
         <w:fldChar w:fldCharType="end"/>
       </w:r>
-      <w:bookmarkStart w:id="57" w:name="_Toc14166"/>
+      <w:bookmarkStart w:id="57" w:name="_Toc20506"/>
       <w:r>
         <w:rPr>
           <w:rFonts w:hint="default"/>
@@ -13708,7 +13709,7 @@
         <w:bidi w:val="0"/>
       </w:pPr>
       <w:bookmarkStart w:id="58" w:name="heading_31"/>
-      <w:bookmarkStart w:id="59" w:name="_Toc17537"/>
+      <w:bookmarkStart w:id="59" w:name="_Toc22845"/>
       <w:r>
         <w:t>相关文件</w:t>
       </w:r>
@@ -13777,7 +13778,7 @@
         <w:bidi w:val="0"/>
       </w:pPr>
       <w:bookmarkStart w:id="60" w:name="heading_32"/>
-      <w:bookmarkStart w:id="61" w:name="_Toc26600"/>
+      <w:bookmarkStart w:id="61" w:name="_Toc15379"/>
       <w:r>
         <w:t>输出的文件及记录</w:t>
       </w:r>
@@ -13902,7 +13903,7 @@
         </w:rPr>
         <w:fldChar w:fldCharType="end"/>
       </w:r>
-      <w:bookmarkStart w:id="63" w:name="_Toc19041"/>
+      <w:bookmarkStart w:id="63" w:name="_Toc19178"/>
       <w:r>
         <w:rPr>
           <w:rFonts w:hint="default"/>
@@ -14693,7 +14694,6 @@
         </w:rPr>
       </w:pPr>
     </w:p>
-    <w:bookmarkEnd w:id="64"/>
     <w:sectPr>
       <w:pgSz w:w="11906" w:h="16838"/>
       <w:pgMar w:top="1440" w:right="1800" w:bottom="1440" w:left="1800" w:header="851" w:footer="992" w:gutter="0"/>
